--- a/assets/teaching/PDMS_Coating_for_Membrane_Applications.docx
+++ b/assets/teaching/PDMS_Coating_for_Membrane_Applications.docx
@@ -1705,10 +1705,10 @@
           <w:rFonts w:ascii="Garamond" w:hAnsi="Garamond"/>
         </w:rPr>
         <w:drawing>
-          <wp:inline distT="0" distB="0" distL="0" distR="0" wp14:anchorId="137C5472" wp14:editId="7AC94FD1">
-            <wp:extent cx="4333875" cy="2523692"/>
+          <wp:inline distT="0" distB="0" distL="0" distR="0" wp14:anchorId="06273B9B" wp14:editId="2CA81C4A">
+            <wp:extent cx="3438525" cy="3144494"/>
             <wp:effectExtent l="0" t="0" r="0" b="0"/>
-            <wp:docPr id="1511533420" name="Picture 1"/>
+            <wp:docPr id="986740165" name="Picture 1"/>
             <wp:cNvGraphicFramePr>
               <a:graphicFrameLocks xmlns:a="http://schemas.openxmlformats.org/drawingml/2006/main" noChangeAspect="1"/>
             </wp:cNvGraphicFramePr>
@@ -1716,7 +1716,7 @@
               <a:graphicData uri="http://schemas.openxmlformats.org/drawingml/2006/picture">
                 <pic:pic xmlns:pic="http://schemas.openxmlformats.org/drawingml/2006/picture">
                   <pic:nvPicPr>
-                    <pic:cNvPr id="1511533420" name=""/>
+                    <pic:cNvPr id="986740165" name=""/>
                     <pic:cNvPicPr/>
                   </pic:nvPicPr>
                   <pic:blipFill>
@@ -1728,7 +1728,7 @@
                   <pic:spPr>
                     <a:xfrm>
                       <a:off x="0" y="0"/>
-                      <a:ext cx="4335531" cy="2524656"/>
+                      <a:ext cx="3441463" cy="3147181"/>
                     </a:xfrm>
                     <a:prstGeom prst="rect">
                       <a:avLst/>
@@ -1933,12 +1933,6 @@
         <w:gridCol w:w="1394"/>
       </w:tblGrid>
       <w:tr>
-        <w:tblPrEx>
-          <w:tblCellMar>
-            <w:top w:w="0" w:type="dxa"/>
-            <w:bottom w:w="0" w:type="dxa"/>
-          </w:tblCellMar>
-        </w:tblPrEx>
         <w:trPr>
           <w:tblHeader/>
         </w:trPr>
@@ -2104,12 +2098,6 @@
         </w:tc>
       </w:tr>
       <w:tr>
-        <w:tblPrEx>
-          <w:tblCellMar>
-            <w:top w:w="0" w:type="dxa"/>
-            <w:bottom w:w="0" w:type="dxa"/>
-          </w:tblCellMar>
-        </w:tblPrEx>
         <w:tc>
           <w:tcPr>
             <w:tcW w:w="1100" w:type="pct"/>
@@ -2337,12 +2325,6 @@
         </w:tc>
       </w:tr>
       <w:tr>
-        <w:tblPrEx>
-          <w:tblCellMar>
-            <w:top w:w="0" w:type="dxa"/>
-            <w:bottom w:w="0" w:type="dxa"/>
-          </w:tblCellMar>
-        </w:tblPrEx>
         <w:tc>
           <w:tcPr>
             <w:tcW w:w="1100" w:type="pct"/>
@@ -2506,12 +2488,6 @@
         </w:tc>
       </w:tr>
       <w:tr>
-        <w:tblPrEx>
-          <w:tblCellMar>
-            <w:top w:w="0" w:type="dxa"/>
-            <w:bottom w:w="0" w:type="dxa"/>
-          </w:tblCellMar>
-        </w:tblPrEx>
         <w:tc>
           <w:tcPr>
             <w:tcW w:w="1100" w:type="pct"/>
@@ -4997,12 +4973,6 @@
         <w:gridCol w:w="4508"/>
       </w:tblGrid>
       <w:tr>
-        <w:tblPrEx>
-          <w:tblCellMar>
-            <w:top w:w="0" w:type="dxa"/>
-            <w:bottom w:w="0" w:type="dxa"/>
-          </w:tblCellMar>
-        </w:tblPrEx>
         <w:trPr>
           <w:tblHeader/>
         </w:trPr>
@@ -5104,12 +5074,6 @@
         </w:tc>
       </w:tr>
       <w:tr>
-        <w:tblPrEx>
-          <w:tblCellMar>
-            <w:top w:w="0" w:type="dxa"/>
-            <w:bottom w:w="0" w:type="dxa"/>
-          </w:tblCellMar>
-        </w:tblPrEx>
         <w:tc>
           <w:tcPr>
             <w:tcW w:w="1000" w:type="pct"/>
@@ -5199,12 +5163,6 @@
         </w:tc>
       </w:tr>
       <w:tr>
-        <w:tblPrEx>
-          <w:tblCellMar>
-            <w:top w:w="0" w:type="dxa"/>
-            <w:bottom w:w="0" w:type="dxa"/>
-          </w:tblCellMar>
-        </w:tblPrEx>
         <w:tc>
           <w:tcPr>
             <w:tcW w:w="1000" w:type="pct"/>
@@ -5294,12 +5252,6 @@
         </w:tc>
       </w:tr>
       <w:tr>
-        <w:tblPrEx>
-          <w:tblCellMar>
-            <w:top w:w="0" w:type="dxa"/>
-            <w:bottom w:w="0" w:type="dxa"/>
-          </w:tblCellMar>
-        </w:tblPrEx>
         <w:tc>
           <w:tcPr>
             <w:tcW w:w="1000" w:type="pct"/>
@@ -5389,12 +5341,6 @@
         </w:tc>
       </w:tr>
       <w:tr>
-        <w:tblPrEx>
-          <w:tblCellMar>
-            <w:top w:w="0" w:type="dxa"/>
-            <w:bottom w:w="0" w:type="dxa"/>
-          </w:tblCellMar>
-        </w:tblPrEx>
         <w:tc>
           <w:tcPr>
             <w:tcW w:w="1000" w:type="pct"/>
@@ -5580,12 +5526,6 @@
         </w:tc>
       </w:tr>
       <w:tr>
-        <w:tblPrEx>
-          <w:tblCellMar>
-            <w:top w:w="0" w:type="dxa"/>
-            <w:bottom w:w="0" w:type="dxa"/>
-          </w:tblCellMar>
-        </w:tblPrEx>
         <w:tc>
           <w:tcPr>
             <w:tcW w:w="1000" w:type="pct"/>
@@ -5675,12 +5615,6 @@
         </w:tc>
       </w:tr>
       <w:tr>
-        <w:tblPrEx>
-          <w:tblCellMar>
-            <w:top w:w="0" w:type="dxa"/>
-            <w:bottom w:w="0" w:type="dxa"/>
-          </w:tblCellMar>
-        </w:tblPrEx>
         <w:tc>
           <w:tcPr>
             <w:tcW w:w="1000" w:type="pct"/>
@@ -5770,12 +5704,6 @@
         </w:tc>
       </w:tr>
       <w:tr>
-        <w:tblPrEx>
-          <w:tblCellMar>
-            <w:top w:w="0" w:type="dxa"/>
-            <w:bottom w:w="0" w:type="dxa"/>
-          </w:tblCellMar>
-        </w:tblPrEx>
         <w:tc>
           <w:tcPr>
             <w:tcW w:w="1000" w:type="pct"/>
@@ -5865,12 +5793,6 @@
         </w:tc>
       </w:tr>
       <w:tr>
-        <w:tblPrEx>
-          <w:tblCellMar>
-            <w:top w:w="0" w:type="dxa"/>
-            <w:bottom w:w="0" w:type="dxa"/>
-          </w:tblCellMar>
-        </w:tblPrEx>
         <w:tc>
           <w:tcPr>
             <w:tcW w:w="1000" w:type="pct"/>
@@ -6079,12 +6001,6 @@
         <w:gridCol w:w="4508"/>
       </w:tblGrid>
       <w:tr>
-        <w:tblPrEx>
-          <w:tblCellMar>
-            <w:top w:w="0" w:type="dxa"/>
-            <w:bottom w:w="0" w:type="dxa"/>
-          </w:tblCellMar>
-        </w:tblPrEx>
         <w:trPr>
           <w:tblHeader/>
         </w:trPr>
@@ -6186,12 +6102,6 @@
         </w:tc>
       </w:tr>
       <w:tr>
-        <w:tblPrEx>
-          <w:tblCellMar>
-            <w:top w:w="0" w:type="dxa"/>
-            <w:bottom w:w="0" w:type="dxa"/>
-          </w:tblCellMar>
-        </w:tblPrEx>
         <w:tc>
           <w:tcPr>
             <w:tcW w:w="900" w:type="pct"/>
@@ -6305,12 +6215,6 @@
         </w:tc>
       </w:tr>
       <w:tr>
-        <w:tblPrEx>
-          <w:tblCellMar>
-            <w:top w:w="0" w:type="dxa"/>
-            <w:bottom w:w="0" w:type="dxa"/>
-          </w:tblCellMar>
-        </w:tblPrEx>
         <w:tc>
           <w:tcPr>
             <w:tcW w:w="900" w:type="pct"/>
@@ -6440,12 +6344,6 @@
         </w:tc>
       </w:tr>
       <w:tr>
-        <w:tblPrEx>
-          <w:tblCellMar>
-            <w:top w:w="0" w:type="dxa"/>
-            <w:bottom w:w="0" w:type="dxa"/>
-          </w:tblCellMar>
-        </w:tblPrEx>
         <w:tc>
           <w:tcPr>
             <w:tcW w:w="900" w:type="pct"/>
@@ -6543,12 +6441,6 @@
         </w:tc>
       </w:tr>
       <w:tr>
-        <w:tblPrEx>
-          <w:tblCellMar>
-            <w:top w:w="0" w:type="dxa"/>
-            <w:bottom w:w="0" w:type="dxa"/>
-          </w:tblCellMar>
-        </w:tblPrEx>
         <w:tc>
           <w:tcPr>
             <w:tcW w:w="900" w:type="pct"/>
@@ -6870,12 +6762,6 @@
         <w:gridCol w:w="1262"/>
       </w:tblGrid>
       <w:tr>
-        <w:tblPrEx>
-          <w:tblCellMar>
-            <w:top w:w="0" w:type="dxa"/>
-            <w:bottom w:w="0" w:type="dxa"/>
-          </w:tblCellMar>
-        </w:tblPrEx>
         <w:trPr>
           <w:tblHeader/>
         </w:trPr>
@@ -7107,12 +6993,6 @@
         </w:tc>
       </w:tr>
       <w:tr>
-        <w:tblPrEx>
-          <w:tblCellMar>
-            <w:top w:w="0" w:type="dxa"/>
-            <w:bottom w:w="0" w:type="dxa"/>
-          </w:tblCellMar>
-        </w:tblPrEx>
         <w:tc>
           <w:tcPr>
             <w:tcW w:w="1700" w:type="pct"/>
@@ -7260,12 +7140,6 @@
         </w:tc>
       </w:tr>
       <w:tr>
-        <w:tblPrEx>
-          <w:tblCellMar>
-            <w:top w:w="0" w:type="dxa"/>
-            <w:bottom w:w="0" w:type="dxa"/>
-          </w:tblCellMar>
-        </w:tblPrEx>
         <w:tc>
           <w:tcPr>
             <w:tcW w:w="1700" w:type="pct"/>
@@ -7413,12 +7287,6 @@
         </w:tc>
       </w:tr>
       <w:tr>
-        <w:tblPrEx>
-          <w:tblCellMar>
-            <w:top w:w="0" w:type="dxa"/>
-            <w:bottom w:w="0" w:type="dxa"/>
-          </w:tblCellMar>
-        </w:tblPrEx>
         <w:tc>
           <w:tcPr>
             <w:tcW w:w="1700" w:type="pct"/>
@@ -7566,12 +7434,6 @@
         </w:tc>
       </w:tr>
       <w:tr>
-        <w:tblPrEx>
-          <w:tblCellMar>
-            <w:top w:w="0" w:type="dxa"/>
-            <w:bottom w:w="0" w:type="dxa"/>
-          </w:tblCellMar>
-        </w:tblPrEx>
         <w:tc>
           <w:tcPr>
             <w:tcW w:w="1700" w:type="pct"/>
@@ -7719,12 +7581,6 @@
         </w:tc>
       </w:tr>
       <w:tr>
-        <w:tblPrEx>
-          <w:tblCellMar>
-            <w:top w:w="0" w:type="dxa"/>
-            <w:bottom w:w="0" w:type="dxa"/>
-          </w:tblCellMar>
-        </w:tblPrEx>
         <w:tc>
           <w:tcPr>
             <w:tcW w:w="1700" w:type="pct"/>
@@ -9810,12 +9666,6 @@
         <w:gridCol w:w="4328"/>
       </w:tblGrid>
       <w:tr>
-        <w:tblPrEx>
-          <w:tblCellMar>
-            <w:top w:w="0" w:type="dxa"/>
-            <w:bottom w:w="0" w:type="dxa"/>
-          </w:tblCellMar>
-        </w:tblPrEx>
         <w:trPr>
           <w:tblHeader/>
         </w:trPr>
@@ -9917,12 +9767,6 @@
         </w:tc>
       </w:tr>
       <w:tr>
-        <w:tblPrEx>
-          <w:tblCellMar>
-            <w:top w:w="0" w:type="dxa"/>
-            <w:bottom w:w="0" w:type="dxa"/>
-          </w:tblCellMar>
-        </w:tblPrEx>
         <w:tc>
           <w:tcPr>
             <w:tcW w:w="1100" w:type="pct"/>
@@ -10012,12 +9856,6 @@
         </w:tc>
       </w:tr>
       <w:tr>
-        <w:tblPrEx>
-          <w:tblCellMar>
-            <w:top w:w="0" w:type="dxa"/>
-            <w:bottom w:w="0" w:type="dxa"/>
-          </w:tblCellMar>
-        </w:tblPrEx>
         <w:tc>
           <w:tcPr>
             <w:tcW w:w="1100" w:type="pct"/>
@@ -10107,12 +9945,6 @@
         </w:tc>
       </w:tr>
       <w:tr>
-        <w:tblPrEx>
-          <w:tblCellMar>
-            <w:top w:w="0" w:type="dxa"/>
-            <w:bottom w:w="0" w:type="dxa"/>
-          </w:tblCellMar>
-        </w:tblPrEx>
         <w:tc>
           <w:tcPr>
             <w:tcW w:w="1100" w:type="pct"/>
@@ -10202,12 +10034,6 @@
         </w:tc>
       </w:tr>
       <w:tr>
-        <w:tblPrEx>
-          <w:tblCellMar>
-            <w:top w:w="0" w:type="dxa"/>
-            <w:bottom w:w="0" w:type="dxa"/>
-          </w:tblCellMar>
-        </w:tblPrEx>
         <w:tc>
           <w:tcPr>
             <w:tcW w:w="1100" w:type="pct"/>
@@ -10297,12 +10123,6 @@
         </w:tc>
       </w:tr>
       <w:tr>
-        <w:tblPrEx>
-          <w:tblCellMar>
-            <w:top w:w="0" w:type="dxa"/>
-            <w:bottom w:w="0" w:type="dxa"/>
-          </w:tblCellMar>
-        </w:tblPrEx>
         <w:tc>
           <w:tcPr>
             <w:tcW w:w="1100" w:type="pct"/>
@@ -10408,12 +10228,6 @@
         </w:tc>
       </w:tr>
       <w:tr>
-        <w:tblPrEx>
-          <w:tblCellMar>
-            <w:top w:w="0" w:type="dxa"/>
-            <w:bottom w:w="0" w:type="dxa"/>
-          </w:tblCellMar>
-        </w:tblPrEx>
         <w:tc>
           <w:tcPr>
             <w:tcW w:w="1100" w:type="pct"/>
@@ -10503,12 +10317,6 @@
         </w:tc>
       </w:tr>
       <w:tr>
-        <w:tblPrEx>
-          <w:tblCellMar>
-            <w:top w:w="0" w:type="dxa"/>
-            <w:bottom w:w="0" w:type="dxa"/>
-          </w:tblCellMar>
-        </w:tblPrEx>
         <w:tc>
           <w:tcPr>
             <w:tcW w:w="1100" w:type="pct"/>
@@ -10598,12 +10406,6 @@
         </w:tc>
       </w:tr>
       <w:tr>
-        <w:tblPrEx>
-          <w:tblCellMar>
-            <w:top w:w="0" w:type="dxa"/>
-            <w:bottom w:w="0" w:type="dxa"/>
-          </w:tblCellMar>
-        </w:tblPrEx>
         <w:tc>
           <w:tcPr>
             <w:tcW w:w="1100" w:type="pct"/>
@@ -10693,12 +10495,6 @@
         </w:tc>
       </w:tr>
       <w:tr>
-        <w:tblPrEx>
-          <w:tblCellMar>
-            <w:top w:w="0" w:type="dxa"/>
-            <w:bottom w:w="0" w:type="dxa"/>
-          </w:tblCellMar>
-        </w:tblPrEx>
         <w:tc>
           <w:tcPr>
             <w:tcW w:w="1100" w:type="pct"/>
@@ -10788,12 +10584,6 @@
         </w:tc>
       </w:tr>
       <w:tr>
-        <w:tblPrEx>
-          <w:tblCellMar>
-            <w:top w:w="0" w:type="dxa"/>
-            <w:bottom w:w="0" w:type="dxa"/>
-          </w:tblCellMar>
-        </w:tblPrEx>
         <w:tc>
           <w:tcPr>
             <w:tcW w:w="1100" w:type="pct"/>
@@ -10883,12 +10673,6 @@
         </w:tc>
       </w:tr>
       <w:tr>
-        <w:tblPrEx>
-          <w:tblCellMar>
-            <w:top w:w="0" w:type="dxa"/>
-            <w:bottom w:w="0" w:type="dxa"/>
-          </w:tblCellMar>
-        </w:tblPrEx>
         <w:tc>
           <w:tcPr>
             <w:tcW w:w="1100" w:type="pct"/>
@@ -11331,6 +11115,7 @@
       <w:r>
         <w:rPr>
           <w:rFonts w:ascii="Garamond" w:hAnsi="Garamond"/>
+          <w:noProof/>
         </w:rPr>
         <w:drawing>
           <wp:inline distT="0" distB="0" distL="0" distR="0" wp14:anchorId="558A4F60" wp14:editId="7AB6BD44">
@@ -11348,7 +11133,7 @@
                     <pic:cNvPicPr/>
                   </pic:nvPicPr>
                   <pic:blipFill>
-                    <a:blip r:embed="rId7"/>
+                    <a:blip r:embed="rId16"/>
                     <a:stretch>
                       <a:fillRect/>
                     </a:stretch>
@@ -12898,8 +12683,8 @@
       </w:r>
     </w:p>
     <w:sectPr>
-      <w:headerReference w:type="default" r:id="rId16"/>
-      <w:footerReference w:type="default" r:id="rId17"/>
+      <w:headerReference w:type="default" r:id="rId17"/>
+      <w:footerReference w:type="default" r:id="rId18"/>
       <w:pgSz w:w="11906" w:h="16838"/>
       <w:pgMar w:top="1296" w:right="1440" w:bottom="1296" w:left="1440" w:header="708" w:footer="708" w:gutter="0"/>
       <w:pgNumType w:start="1"/>
